--- a/Module Edit Docs/I7 - Edit Doc.docx
+++ b/Module Edit Docs/I7 - Edit Doc.docx
@@ -18,6 +18,67 @@
           <w:sz w:val="19"/>
         </w:rPr>
         <w:t>HOW TO USE: edit the wording directly (Track Changes if you like). For layout or a figure (size, position, wrong/missing image) write a short instruction in [brackets] right where it applies. Send it back and I apply the wording to the page and the layout notes to the styling, then regenerate. This is a content+notes doc, so it will not look exactly like the web page.</w:t>
+      </w:r>
+    </w:p>
+    <w:p/>
+    <w:p>
+      <w:r>
+        <w:rPr>
+          <w:b/>
+          <w:color w:val="B00000"/>
+          <w:sz w:val="21"/>
+        </w:rPr>
+        <w:t>ISSUES FLAGGED FOR THIS MODULE (4)</w:t>
+      </w:r>
+    </w:p>
+    <w:p>
+      <w:r>
+        <w:rPr>
+          <w:i/>
+          <w:color w:val="5A5A5A"/>
+          <w:sz w:val="19"/>
+        </w:rPr>
+        <w:t>These were found while the module was built and are not part of the prose. SOURCE means the defect is in a deck, a Notion page or the source index and has to be fixed there too. DECISION means it needs your call before the page is final. NOTE is for information. Answer them in [brackets] like any other instruction.</w:t>
+      </w:r>
+    </w:p>
+    <w:p>
+      <w:r>
+        <w:rPr>
+          <w:i/>
+          <w:color w:val="0050A0"/>
+          <w:sz w:val="19"/>
+        </w:rPr>
+        <w:t>[DECISION: Wix-first precedence could not apply to this module and the scope needs confirming. The Wix page, the entire Notion Interface III subtree and deck slides 49-62 and 311-323 are all I8 material: the Guyton curve, Pms, resistance to venous return. None of them covers the capillary boundary, the Starling forces, the revised Starling principle, compliance versus capacitance or the splanchnic reservoir. The module is therefore built from primary literature and fills a genuine hole, since nothing on the site previously explained where a fluid bolus goes.]</w:t>
+      </w:r>
+    </w:p>
+    <w:p>
+      <w:r>
+        <w:rPr>
+          <w:i/>
+          <w:color w:val="B00000"/>
+          <w:sz w:val="19"/>
+        </w:rPr>
+        <w:t>[SOURCE: The Wix four-interface page calls Interface III "Capillaries to Venules" in its list and "Capillaries to Right Atrium" in its body. File 01 fixes the name as the latter.]</w:t>
+      </w:r>
+    </w:p>
+    <w:p>
+      <w:r>
+        <w:rPr>
+          <w:i/>
+          <w:color w:val="B00000"/>
+          <w:sz w:val="19"/>
+        </w:rPr>
+        <w:t>[SOURCE: Wix general-8-7 is a bare Notion URL and general-8-9 ends in placeholder text. Neither was usable, and both are live on the site.]</w:t>
+      </w:r>
+    </w:p>
+    <w:p>
+      <w:r>
+        <w:rPr>
+          <w:i/>
+          <w:color w:val="5A5A5A"/>
+          <w:sz w:val="19"/>
+        </w:rPr>
+        <w:t>[NOTE: Gelman and Mushlin 2004 was dropped, no PubMed abstract to verify against. The point is carried by Gelman 2008 and Deschamps 1992 instead.]</w:t>
       </w:r>
     </w:p>
     <w:p/>

--- a/Module Edit Docs/I7 - Edit Doc.docx
+++ b/Module Edit Docs/I7 - Edit Doc.docx
@@ -28,7 +28,7 @@
           <w:color w:val="B00000"/>
           <w:sz w:val="21"/>
         </w:rPr>
-        <w:t>ISSUES FLAGGED FOR THIS MODULE (4)</w:t>
+        <w:t>ISSUES FLAGGED FOR THIS MODULE (6)</w:t>
       </w:r>
     </w:p>
     <w:p>
@@ -79,6 +79,26 @@
           <w:sz w:val="19"/>
         </w:rPr>
         <w:t>[NOTE: Gelman and Mushlin 2004 was dropped, no PubMed abstract to verify against. The point is carried by Gelman 2008 and Deschamps 1992 instead.]</w:t>
+      </w:r>
+    </w:p>
+    <w:p>
+      <w:r>
+        <w:rPr>
+          <w:i/>
+          <w:color w:val="5A5A5A"/>
+          <w:sz w:val="19"/>
+        </w:rPr>
+        <w:t>[NOTE: The compliance/capacitance figure now on the page (img/i7-venous-compliance-capacitance.svg) is a hand-drawn redraw, in site style, of a reference image Gustavo pasted into his review copy (docx media/image3.png, a boxed two-panel graphic with a baked-in title). The raster itself was not used on the page. The superseded single-panel figure (img/i7-venous-pressure-volume.svg) is left on disk, unreferenced.]</w:t>
+      </w:r>
+    </w:p>
+    <w:p>
+      <w:r>
+        <w:rPr>
+          <w:i/>
+          <w:color w:val="5A5A5A"/>
+          <w:sz w:val="19"/>
+        </w:rPr>
+        <w:t>[NOTE: Fix-up pass on 2026-09-13 applied the two Gustavo insertions the first pass missed: the "two patients reaching the same Pms by different routes" paragraph (inserted after the stressed/unstressed recruitment paragraph, before the properties table) and the "withdrawal of the intervention" paragraph (inserted after the table, before the Adda et al. paragraph). The semicolon in the first insertion ("Give fluid and total intravascular volume rises; whatever...") was split into two sentences per the no-prose-semicolon rule; no other wording changes. No deletions remained to apply. lint_page.py i7.html reports 0 problems.]</w:t>
       </w:r>
     </w:p>
     <w:p/>
@@ -241,7 +261,7 @@
     </w:p>
     <w:p>
       <w:r>
-        <w:t>Pc, capillary hydrostatic pressure, is the only term in the expression that the two neighbouring interfaces control directly. It falls along the length of the capillary, and its value at any point is set by the balance of arteriolar and venular resistance on either side. This is the physiologic link between Interface II and Interface III, and it runs in both directions. Arteriolar constriction lowers capillary pressure and reduces filtration. A rise in venous pressure raises capillary pressure and increases it, which is precisely the mechanism by which a high central venous pressure produces oedema without any change in the capillary wall itself.</w:t>
+        <w:t>Pc, capillary hydrostatic pressure, is the only term in the expression that the two neighbouring interfaces control directly. It falls along the length of the capillary, and its value at any point is set by the balance of arteriolar and venular resistance on either side. This is the physiologic link between Interface II and Interface III, and it runs in both directions. An analogous arrangement governs the renal glomerulus, where the balance of afferent and efferent arteriolar resistance sets glomerular capillary pressure largely independently of renal blood flow. Arteriolar constriction lowers capillary pressure and reduces filtration. A rise in venous pressure raises capillary pressure and increases it, which is precisely the mechanism by which a high central venous pressure produces oedema without any change in the capillary wall itself.</w:t>
       </w:r>
     </w:p>
     <w:p>
@@ -328,6 +348,14 @@
       </w:r>
     </w:p>
     <w:p>
+      <w:pPr>
+        <w:pStyle w:val="Heading3"/>
+      </w:pPr>
+      <w:r>
+        <w:t>The semipermeable layer is the glycocalyx, not the vessel wall</w:t>
+      </w:r>
+    </w:p>
+    <w:p>
       <w:r>
         <w:t>The endothelial surface carries a hydrated mesh of membrane-bound proteoglycans and glycosaminoglycans, the glycocalyx, and this layer rather than the endothelial cell wall as a whole is what excludes plasma protein. Levick and Michel's 2010 review of microvascular fluid exchange is the statement of the resulting model, and its central structural insight concerns geometry. Water crosses the endothelium mainly through breaks in the junctional strands of the intercellular cleft, and those breaks are narrow. Fluid moving through a narrow break moves fast, and the high local velocity sweeps protein out of the small space immediately beneath the glycocalyx faster than it can diffuse back in.</w:t>
       </w:r>
@@ -335,6 +363,14 @@
     <w:p>
       <w:r>
         <w:t>The consequence is that the space under the glycocalyx is protein-poor and stays protein-poor as long as any filtration is occurring. The oncotic pressure that opposes filtration is therefore not plasma oncotic pressure minus interstitial oncotic pressure. It is plasma oncotic pressure minus the oncotic pressure of the subglycocalyx space, which is a very different and much larger quantity. Levick and Michel state the experimental confirmation plainly: the effect of interstitial colloid osmotic pressure on transvascular flow is much less than the conventional Starling principle predicts.</w:t>
+      </w:r>
+    </w:p>
+    <w:p>
+      <w:pPr>
+        <w:pStyle w:val="Heading3"/>
+      </w:pPr>
+      <w:r>
+        <w:t>The no-absorption rule</w:t>
       </w:r>
     </w:p>
     <w:p>
@@ -353,6 +389,14 @@
       </w:r>
     </w:p>
     <w:p>
+      <w:pPr>
+        <w:pStyle w:val="Heading3"/>
+      </w:pPr>
+      <w:r>
+        <w:t>The return route is lymphatic</w:t>
+      </w:r>
+    </w:p>
+    <w:p>
       <w:r>
         <w:t>If filtered fluid is not reabsorbed, it has to leave the interstitium some other way, and the only other way is the lymphatic system. This is the part of the revised model that most changes how a clinician should picture a fluid bolus. Fluid that crosses the capillary wall does not come back across it. It travels through the interstitium, enters the initial lymphatics, and returns to the circulation at the thoracic duct, on a timescale of hours rather than minutes.</w:t>
       </w:r>
@@ -368,6 +412,14 @@
       </w:r>
     </w:p>
     <w:p>
+      <w:pPr>
+        <w:pStyle w:val="Heading3"/>
+      </w:pPr>
+      <w:r>
+        <w:t>The part that is still argued</w:t>
+      </w:r>
+    </w:p>
+    <w:p>
       <w:r>
         <w:t>The revised principle is now the mainstream account and it has serious critics, which is worth knowing before meeting the objection secondhand. Dull and Hahn argue that the glycocalyx is not the clinically important permeability barrier the model requires. Their case rests on several strands. Circulating glycocalyx breakdown products originate overwhelmingly from the 99.6 to 99.8 percent of the endothelial surface that is not involved in transendothelial passage of water and protein, so their concentration reports on shedding somewhere rather than on the junctional pathway that carries the flow. Measurements of glycocalyx thickness by imaging correlate poorly with those fragment concentrations. Calculations of the hydraulic resistance a layer of the imaged thickness should produce are difficult to reconcile with measured hydraulic conductivity, which constrains the functional layer to something closer to 100 to 150 nanometres than to the half-micron seen on imaging. And two physiologic observations sit awkwardly with a strict no-absorption rule: transcapillary refill after haemorrhage, and the fact that 20 percent albumin demonstrably recruits fluid from the extravascular space.</w:t>
       </w:r>
@@ -379,7 +431,7 @@
     </w:p>
     <w:p>
       <w:r>
-        <w:t>The clinically load-bearing content survives the dispute intact, which is the useful way to hold it. Steady-state reabsorption at the venular end is not a mechanism you can rely on. Filtered fluid returns by lymph. Colloid oncotic pressure opposes filtration and cannot pull interstitial fluid back in any sustained way. And the fraction of an infusion that remains intravascular depends on the capillary pressure it is infused against.</w:t>
+        <w:t>The clinically load-bearing content survives the dispute intact, which is the useful way to hold it. Steady-state reabsorption at the venular end is not a mechanism you can rely on. Filtered fluid returns by lymph. Colloid oncotic pressure opposes filtration and cannot pull interstitial fluid back in any sustained way. And the fraction of an infusion that remains intravascular depends on the capillary pressure it is infused against and how permeable that capillary wall ends up being.</w:t>
       </w:r>
     </w:p>
     <w:p>
@@ -402,7 +454,7 @@
     </w:p>
     <w:p>
       <w:r>
-        <w:t>Two clinical studies bracket the timescale. Aya and colleagues gave 250 mL over five minutes to 26 postoperative patients and modelled the response, finding that the maximal effect on cardiac output arrives at about 1.2 minutes after the end of the infusion and that the hemodynamic effect of the fluid challenge has dissipated by ten minutes, in fluid responders and non-responders alike. Nunes and colleagues asked the same question over a longer window in twenty patients with circulatory shock beyond the initial resuscitation phase, twenty of whom had received vasopressors for more than six hours and fourteen of whom had septic shock. A 500 mL crystalloid bolus over thirty minutes raised cardiac index from 3.03 plus or minus 0.64 to 3.58 plus or minus 0.66 L/min/m2, and then it decayed: 3.23 plus or minus 0.65 at sixty minutes and 3.12 plus or minus 0.64 at ninety minutes, each significantly below the peak. In the thirteen patients who met the definition of a responder the pattern was identical, a rise to 3.57 plus or minus 0.65 followed by decay to 3.06 plus or minus 0.70 by ninety minutes.</w:t>
+        <w:t>Two clinical studies bracket the timescale. Aya and colleagues gave 250 mL over five minutes to 26 postoperative patients and modelled the response, finding that the maximal effect on cardiac output arrives at about 1.2 minutes after the end of the infusion and that the hemodynamic effect of the fluid challenge has dissipated by ten minutes, in fluid responders and non-responders alike. Nunes and colleagues asked the same question over a longer window in twenty patients with circulatory shock beyond the initial resuscitation phase, twenty of whom had received vasopressors for more than six hours and fourteen of whom had septic shock. A 500 mL crystalloid bolus over thirty minutes raised cardiac index from 3.03 (S.D. +/- 0.64) to 3.58 (S.D. +/- 0.66) L/min/m2, and then it decayed: 3.23 (S.D. +/- 0.65) at sixty minutes and 3.12 (S.D. +/- 0.64) at ninety minutes, each significantly below the peak. In the thirteen patients who met the definition of a responder the pattern was identical, a rise to 3.57 (S.D. +/- 0.65) followed by decay to 3.06 (S.D. +/- 0.70) by ninety minutes.</w:t>
       </w:r>
     </w:p>
     <w:p>
@@ -412,7 +464,7 @@
           <w:color w:val="9A6B00"/>
           <w:sz w:val="19"/>
         </w:rPr>
-        <w:t>[Offshoot / At-the-Bedside link: The bolus that "worked" and the bolus that "did not work" are separated by minutes, not by hours, and the measurement window decides which one you think you gave. If cardiac output is reassessed thirty or sixty minutes after a bolus, most of the effect has already gone in a responder, and the honest reading of an unchanged number at that point is that the test was performed too late rather than that the patient was unresponsive. Two consequences follow. Measure the response immediately, which is the argument for the passive leg raise and the occlusion tests described in Module I11, since those are reversible and can be timed precisely. And when a patient appears to need repeated boluses to hold the same cardiac output, recognise the pattern for what it is: the fluid is leaving the stressed compartment as fast as you can put it in, and each round leaves interstitial water behind that lymph will take hours to clear. (target: i11.html)]</w:t>
+        <w:t>[Offshoot / At-the-Bedside link: The bolus that "worked" and the bolus that "did not work" are separated by minutes, not by hours, and the measurement window decides which one you think you gave. If cardiac output is reassessed thirty or sixty minutes after a bolus, most of the effect has already gone in a responder, and the correct reading of an unchanged number at that point is that the test was performed too late rather than that the patient was unresponsive. Two consequences follow. Measure the response immediately, which is the argument for the passive leg raise and the occlusion tests described in Module I11, since those are reversible and can be timed precisely. And when a patient appears to need repeated boluses to hold the same cardiac output, recognise the pattern for what it is: the fluid is leaving the stressed compartment as fast as you can put it in, and each round leaves interstitial water behind that lymph will take hours to clear. (target: i11.html)]</w:t>
       </w:r>
     </w:p>
     <w:p>
@@ -425,12 +477,36 @@
     </w:p>
     <w:p>
       <w:r>
-        <w:t>The reservoir language used from Module N4 onward, stressed volume and unstressed volume, is a two-parameter description of a single relationship, and the two parameters are routinely conflated. Getting them apart is what makes the difference between predicting that a vasopressor will raise Pms and understanding why.</w:t>
+        <w:t>The reservoir language used from Module N4 onward, stressed volume and unstressed volume, describes one pressure-volume relationship but more than one property of it. Those properties are often given overlapping names, which is where the confusion starts. Gelman uses capacity for the volume contained at a particular distending pressure and compliance for the change in volume produced by a change in pressure. Magder uses capacitance in essentially the same hydraulic sense as Gelman's capacity: the total volume the vasculature contains at a given pressure. The terminology differs. The distinction from compliance does not.</w:t>
       </w:r>
     </w:p>
     <w:p>
       <w:r>
-        <w:t>Gelman's review of venous function states the scale of the problem. The veins contain roughly 70 percent of total blood volume and are about thirty times more compliant than the arteries, which is why very large changes in venous blood volume produce only small changes in venous pressure. A system holding most of the blood at a compliance thirty times higher than the arterial system is a system in which the pressure conveys almost nothing about the volume unless you know the other parameter.</w:t>
+        <w:t>Start with compliance. It is the slope of the volume-pressure relationship:</w:t>
+      </w:r>
+    </w:p>
+    <w:p>
+      <w:r>
+        <w:rPr>
+          <w:rFonts w:ascii="Consolas" w:hAnsi="Consolas"/>
+          <w:sz w:val="21"/>
+        </w:rPr>
+        <w:t>C = ΔV ÷ ΔPC, compliance; ΔV, change in venous volume; ΔP, change in transmural pressure.</w:t>
+      </w:r>
+    </w:p>
+    <w:p>
+      <w:r>
+        <w:t>A highly compliant vessel accepts a large change in volume for a small change in transmural pressure. The systemic venous circulation is built for exactly that purpose. Gelman estimates that veins contain roughly 70 percent of the circulating blood volume and are about thirty times more compliant than arteries. Magder gives a similar order of magnitude for the small veins and venules. That is why a large change in venous volume can occur with surprisingly little movement in venous pressure.</w:t>
+      </w:r>
+    </w:p>
+    <w:p>
+      <w:r>
+        <w:t>The second property is the unstressed volume. A vein does not begin generating elastic recoil pressure the moment blood enters it. Some volume is required simply to give the vessel its resting shape. The volume present when transmural pressure is zero is the unstressed volume, VU. Volume beyond that point stretches the wall and is therefore stressed volume, VS. It is the stressed component that generates the recoil pressure available to drive venous return. In the circulation with little sympathetic activation, only about 25 to 30 percent of total blood volume is stressed. The rest is unstressed reserve.</w:t>
+      </w:r>
+    </w:p>
+    <w:p>
+      <w:r>
+        <w:t>That leaves capacitance. In Magder's hydraulic usage, capacitance is the total contained volume at a given pressure, including both stressed and unstressed volume. Gelman calls the corresponding quantity venous capacity. Unlike compliance, it is not the slope of the relationship. It describes where the whole pressure-volume relationship sits.</w:t>
       </w:r>
     </w:p>
     <w:p>
@@ -446,7 +522,7 @@
               <a:graphicData uri="http://schemas.openxmlformats.org/drawingml/2006/picture">
                 <pic:pic>
                   <pic:nvPicPr>
-                    <pic:cNvPr id="0" name="i7-venous-pressure-volume.svg.png"/>
+                    <pic:cNvPr id="0" name="i7-venous-compliance-capacitance.svg.png"/>
                     <pic:cNvPicPr/>
                   </pic:nvPicPr>
                   <pic:blipFill>
@@ -475,7 +551,7 @@
           <w:color w:val="777777"/>
           <w:sz w:val="19"/>
         </w:rPr>
-        <w:t>The venous pressure-volume relationship, which is what the reservoir picture is a cartoon of. The intercept on the volume axis is the unstressed volume, the volume the vessels hold before they begin to distend. The slope is the reciprocal of compliance. At any given total volume, the distending pressure can be raised either by moving the intercept left, which recruits unstressed volume into the stressed compartment, or by steepening the slope, which is a genuine change in the elastic properties of the wall. Venoconstriction does mostly the first.</w:t>
+        <w:t>Compliance and capacitance/capacity are different properties of the same venous pressure-volume relationship. Left, compliance is the slope, ΔV ÷ ΔP: a more compliant venous system accepts a larger change in volume for the same change in transmural pressure. Right, venoconstriction shifts the relationship without necessarily changing its slope, lowering the unstressed-volume intercept and recruiting blood from the unstressed into the stressed compartment. The same total venous volume is therefore held at a higher pressure, raising Pms without requiring either additional blood volume or a change in compliance. In Magder's terminology this is a decrease in venous capacitance. Gelman describes the corresponding change as a decrease in venous capacity.</w:t>
       </w:r>
     </w:p>
     <w:p>
@@ -485,27 +561,36 @@
           <w:color w:val="C0392B"/>
           <w:sz w:val="19"/>
         </w:rPr>
-        <w:t>[Layout note: figure shown small here. On the web it is currently capped at 640px wide. Say if you want it smaller/larger, moved, cropped, or replaced.]</w:t>
+        <w:t>[Layout note: figure shown small here. On the web it is currently full column width, about 750px. Say if you want it smaller/larger, moved, cropped, or replaced.]</w:t>
       </w:r>
     </w:p>
     <w:p>
       <w:r>
-        <w:t>Read the figure and three separate quantities fall out of one line.</w:t>
+        <w:t>That distinction is what makes venoconstriction worth separating from simple stiffening. A venoconstrictor does not have to make the venous wall substantially less compliant to raise its distending pressure. It can instead decrease capacitance, shifting the pressure-volume relationship so that less of the existing blood volume remains unstressed and more becomes stressed. Total blood volume has not changed, but the fraction generating elastic recoil pressure has. Gelman describes the same effect as a decrease in venous capacity without a change in compliance.</w:t>
       </w:r>
     </w:p>
     <w:p>
       <w:r>
-        <w:t>Compliance is the slope, the change in volume per unit change in pressure. It is a property of the vessel wall and of the smooth muscle tone in it, and it says how hard the container pushes back when you add volume to an already distended vessel.</w:t>
+        <w:t>In the simplified lumped venous model, the consequence can be written directly:</w:t>
       </w:r>
     </w:p>
     <w:p>
       <w:r>
-        <w:t>Unstressed volume is the intercept, the volume the venous system holds at zero distending pressure. It is the blood that fills the vessels without stretching them, and it contributes nothing to Pms and nothing to venous return while it sits there. Magder's review of volume and its relationship to cardiac output is the standard treatment of the quantity, and the human measurement it rests on, described in Module I8, puts stressed volume at about 30 percent of blood volume, which leaves roughly 70 percent unstressed.</w:t>
+        <w:rPr>
+          <w:rFonts w:ascii="Consolas" w:hAnsi="Consolas"/>
+          <w:sz w:val="21"/>
+        </w:rPr>
+        <w:t>Pms ≈ VS ÷ CVVS, stressed volume; CV, venous compliance.</w:t>
       </w:r>
     </w:p>
     <w:p>
       <w:r>
-        <w:t>Capacitance is the whole relationship, the volume held at a given pressure, and it therefore depends on both of the other two. This is the term that causes trouble, because a statement that venous capacitance has fallen is compatible with either mechanism and does not by itself tell you which. Rothe, in the review that formalised the vocabulary, notes that a change in vascular capacitance induced by reflexes, hormones or drugs has physiological consequences similar to a rapid change in blood volume, and this is exactly why the distinction matters: the consequences are similar, the mechanisms are not, and only one of them is reversible by stopping an infusion.</w:t>
+        <w:t>Pms can therefore rise because stressed volume increases, because compliance falls, or through some combination of the two. What sympathetic venoconstriction often does is the first: it recruits volume that was already present but unstressed. Magder describes this as an internal autotransfusion. Extreme sympathetic activation can recruit a surprisingly large volume within seconds, and withdrawal of that tone can return it to the unstressed compartment just as quickly.</w:t>
+      </w:r>
+    </w:p>
+    <w:p>
+      <w:r>
+        <w:t>The distinction becomes clinically useful when two patients arrive at the same Pms by different routes. Give fluid and total intravascular volume rises. Whatever fraction remains intravascular can increase stressed volume. Increase venous tone and total blood volume does not change at all, but unstressed volume falls and stressed volume rises. Both can raise Pms, but one has added volume and the other has merely redistributed it.</w:t>
       </w:r>
     </w:p>
     <w:tbl>
@@ -597,7 +682,7 @@
               <w:rPr>
                 <w:sz w:val="18"/>
               </w:rPr>
-              <w:t>The slope</w:t>
+              <w:t>The slope, ΔV/ΔP</w:t>
             </w:r>
           </w:p>
         </w:tc>
@@ -610,7 +695,7 @@
               <w:rPr>
                 <w:sz w:val="18"/>
               </w:rPr>
-              <w:t>Vessel wall properties, smooth muscle tone, structural change with age or disease</w:t>
+              <w:t>Vessel wall mechanics, smooth muscle tone, structural change with age or disease</w:t>
             </w:r>
           </w:p>
         </w:tc>
@@ -623,7 +708,7 @@
               <w:rPr>
                 <w:sz w:val="18"/>
               </w:rPr>
-              <w:t>Changes how much a given volume infusion raises the intercept</w:t>
+              <w:t>Determines how much pressure changes when volume changes</w:t>
             </w:r>
           </w:p>
         </w:tc>
@@ -638,7 +723,7 @@
               <w:rPr>
                 <w:sz w:val="18"/>
               </w:rPr>
-              <w:t>Unstressed volume</w:t>
+              <w:t>Unstressed volume, VU</w:t>
             </w:r>
           </w:p>
         </w:tc>
@@ -651,7 +736,7 @@
               <w:rPr>
                 <w:sz w:val="18"/>
               </w:rPr>
-              <w:t>The intercept on the volume axis</w:t>
+              <w:t>Volume at zero transmural pressure</w:t>
             </w:r>
           </w:p>
         </w:tc>
@@ -664,7 +749,7 @@
               <w:rPr>
                 <w:sz w:val="18"/>
               </w:rPr>
-              <w:t>Sympathetic venoconstriction, alpha agonists, venodilators, anaesthetic induction</w:t>
+              <w:t>Venomotor tone, sympathetic activation, venodilators, anaesthetic induction</w:t>
             </w:r>
           </w:p>
         </w:tc>
@@ -677,7 +762,7 @@
               <w:rPr>
                 <w:sz w:val="18"/>
               </w:rPr>
-              <w:t>Moves the intercept, so Pms changes with no fluid given or lost</w:t>
+              <w:t>Defines how much blood is stored without generating recoil pressure</w:t>
             </w:r>
           </w:p>
         </w:tc>
@@ -692,7 +777,7 @@
               <w:rPr>
                 <w:sz w:val="18"/>
               </w:rPr>
-              <w:t>Stressed volume</w:t>
+              <w:t>Stressed volume, VS</w:t>
             </w:r>
           </w:p>
         </w:tc>
@@ -705,7 +790,7 @@
               <w:rPr>
                 <w:sz w:val="18"/>
               </w:rPr>
-              <w:t>Total volume minus the intercept</w:t>
+              <w:t>Total volume minus VU</w:t>
             </w:r>
           </w:p>
         </w:tc>
@@ -718,7 +803,7 @@
               <w:rPr>
                 <w:sz w:val="18"/>
               </w:rPr>
-              <w:t>Fluid given or lost, plus anything that moves the intercept</w:t>
+              <w:t>Fluid gain/loss and recruitment from VU</w:t>
             </w:r>
           </w:p>
         </w:tc>
@@ -731,7 +816,7 @@
               <w:rPr>
                 <w:sz w:val="18"/>
               </w:rPr>
-              <w:t>Sets the intercept directly, since Pms is stressed volume divided by compliance</w:t>
+              <w:t>Generates the elastic recoil pressure underlying Pms</w:t>
             </w:r>
           </w:p>
         </w:tc>
@@ -746,7 +831,7 @@
               <w:rPr>
                 <w:sz w:val="18"/>
               </w:rPr>
-              <w:t>Capacitance</w:t>
+              <w:t>Capacitance/Capacity</w:t>
             </w:r>
           </w:p>
         </w:tc>
@@ -759,7 +844,7 @@
               <w:rPr>
                 <w:sz w:val="18"/>
               </w:rPr>
-              <w:t>The whole relationship, so the volume held at a given pressure</w:t>
+              <w:t>Total volume contained at a specified pressure</w:t>
             </w:r>
           </w:p>
         </w:tc>
@@ -772,7 +857,7 @@
               <w:rPr>
                 <w:sz w:val="18"/>
               </w:rPr>
-              <w:t>Either of the two above, which is why the term is ambiguous</w:t>
+              <w:t>Mainly shifts in VU, but also changes in compliance</w:t>
             </w:r>
           </w:p>
         </w:tc>
@@ -785,7 +870,7 @@
               <w:rPr>
                 <w:sz w:val="18"/>
               </w:rPr>
-              <w:t>Ambiguous by itself, and needs the mechanism specified</w:t>
+              <w:t>Describes how much blood the reservoir can contain at that pressure</w:t>
             </w:r>
           </w:p>
         </w:tc>
@@ -793,7 +878,12 @@
     </w:tbl>
     <w:p>
       <w:r>
-        <w:t>The practical value of separating them is that the two mechanisms behave differently over time and under withdrawal. A rise in Pms produced by recruiting unstressed volume is borrowed, and it is repaid the moment the tone that produced it is withdrawn. A rise in Pms produced by infusion is not borrowed, but the fluid that produced it is subject to everything in the section above, and most of it is no longer intravascular an hour later. Rothe makes the corresponding measurement point: a change in mean circulatory filling pressure is a uniquely useful index of a change in overall venous smooth muscle tone provided the blood volume has not changed at the same time. At the bedside those two things almost never move separately, which is the honest limitation on reading a bedside Pms estimate as a tone measurement.</w:t>
+        <w:t>The practical difference appears when the intervention is withdrawn. A rise in Pms produced by venoconstriction is borrowed from the unstressed reservoir. Remove the sympathetic or pharmacologic tone and that volume can return to the unstressed compartment within seconds. A rise produced by fluid infusion is not borrowed in that sense, but it has the limitation described in the previous section: the infused volume does not necessarily remain intravascular or stressed for long. Magder's larger point is therefore not simply that volume matters. It is that the same Pms can reflect different combinations of total volume, stressed volume, capacitance and compliance, and the pressure alone cannot tell you which combination produced it.</w:t>
+      </w:r>
+    </w:p>
+    <w:p>
+      <w:r>
+        <w:t>The two mechanisms can also interact rather than simply add. In septic shock, Adda and colleagues found that the rise in Pms produced by passive leg raising was greater at a higher norepinephrine dose than at a lower one, and the combined effect exceeded what would have been expected from adding the independent effects of norepinephrine and volume recruitment. Their interpretation was that volume entering a more constricted venous reservoir is converted more effectively into stressed volume. Whether this also reflects a change in effective venous compliance cannot be determined from Pms alone, but the finding is a useful reminder that the pressure-volume relationship is more complex than a rigid parallel shift.</w:t>
       </w:r>
     </w:p>
     <w:p>
@@ -865,23 +955,39 @@
       </w:r>
     </w:p>
     <w:p>
+      <w:pPr>
+        <w:pStyle w:val="Heading3"/>
+      </w:pPr>
       <w:r>
-        <w:t>The classical demonstration is Greenway and Lister's, who measured hepatic volume, splenic weight and intestinal volume directly in anaesthetised cats while removing or infusing blood. Their result is the reason the splanchnic bed is called a reservoir rather than merely a compliant bed. With haemorrhage of 15 percent of blood volume, the liver contributed 21 percent of the volume removed, the gastrointestinal tract 22 percent and the spleen 19 percent, a total splanchnic contribution of 62 percent. Running the experiment the other way, with infusions of 10 to 34 percent of blood volume, the liver pooled 20 percent of the infused volume, the gastrointestinal tract 40 percent and the spleen 6 percent, a total of 66 percent. Roughly two thirds of any volume added to or removed from the circulation is absorbed or supplied by the splanchnic bed, in both directions.</w:t>
+        <w:t>The splanchnic bed is the recruitable compartment</w:t>
       </w:r>
     </w:p>
     <w:p>
       <w:r>
-        <w:t>Deschamps and Magder put a number on the recruitment mechanism in dogs, by measuring regional blood volumes and unstressed volumes at carotid sinus pressures of 200 and 50 mmHg, which is to say with the baroreflex switched off and on. Dropping carotid sinus pressure from 200 to 50 raised arterial pressure from 58.7 plus or minus 4.1 to 104.6 plus or minus 6.4 mmHg, and it moved the splanchnic reservoir sharply. Splanchnic blood volume fell from 28.3 plus or minus 1.9 to 19.3 plus or minus 1.2 mL/kg, and splanchnic unstressed volume fell from 19.6 plus or minus 1.4 to 6.3 plus or minus 2.1 mL/kg. Splanchnic venous resistance and the splanchnic time constant of drainage both fell while splanchnic venous compliance rose, and the fraction of blood flow going to the peripheral beds fell from 69.8 plus or minus 3.8 to 55.8 plus or minus 3.9 percent.</w:t>
+        <w:t>The classical demonstration is Greenway and Lister's, who measured hepatic volume, splenic weight and intestinal volume directly in anaesthetised cats while removing or infusing blood. Their result is the reason the splanchnic bed is called a reservoir rather than merely a compliant bed. With haemorrhage of 15 percent of blood volume, the liver contributed 21 percent of the volume removed, the gastrointestinal tract 22 percent and the spleen 19 percent, a total splanchnic contribution of 62 percent. Running the experiment the other way, with infusions of 10 to 34 percent of blood volume, the liver pooled 20 percent of the infused volume, the gastrointestinal tract 40 percent and the spleen 6 percent, a total of 66 percent. In that experimental preparation, roughly two thirds of the volume added to or removed from the circulation was absorbed or supplied by the splanchnic bed.</w:t>
       </w:r>
     </w:p>
     <w:p>
       <w:r>
-        <w:t>The unstressed volume figure is the one to carry away. A reflex, with no drug and no fluid, converted more than 13 mL/kg of splanchnic unstressed volume into stressed volume. Scaled to an adult that is close to a litre of blood moved from a compartment that was contributing nothing to venous return into one that contributes directly. This is the physiologic reserve that a healthy person deploys on standing up and that a patient in early shock is already spending, and it is the reason a patient can lose a substantial volume before any pressure changes.</w:t>
+        <w:t>Deschamps and Magder put a number on the recruitment mechanism in dogs, by measuring regional blood volumes and unstressed volumes at carotid sinus pressures of 200 and 50 mmHg, which is to say with the baroreflex switched off and on. Dropping carotid sinus pressure from 200 to 50 raised arterial pressure from 58.7 (S.D. +/- 4.1) to 104.6 (S.D. +/- 6.4 mmHg), and it moved the splanchnic reservoir sharply. Splanchnic blood volume fell from 28.3 (S.D. +/- 1.9) to 19.3 (S.D. +/- 1.2 mL/kg), and splanchnic unstressed volume fell from 19.6 (S.D. +/- 1.4) to 6.3 (S.D. +/- 2.1 mL/kg). Splanchnic venous resistance and the splanchnic time constant of drainage both fell while splanchnic venous compliance rose, and the fraction of blood flow going to the peripheral beds fell from 69.8 (S.D. +/- 3.8) to 55.8 (S.D. +/- 3.9 percent).</w:t>
+      </w:r>
+    </w:p>
+    <w:p>
+      <w:r>
+        <w:t>The unstressed volume figure is the one to carry away. A reflex, with no drug and no fluid, converted more than 13 mL/kg of splanchnic unstressed volume into stressed volume. A simple weight-based extrapolation to an adult would approach a litre of blood shifted from a compartment that was contributing nothing to venous return into one that contributes directly, although this is illustrative rather than a human measurement. This is the physiologic reserve that a healthy person deploys on standing up and that a patient in early shock is already spending, and it is the reason a patient can lose a substantial volume before any pressure changes.</w:t>
       </w:r>
     </w:p>
     <w:p>
       <w:r>
         <w:t>The same study contains a pharmacologic warning. Phentolamine at low carotid sinus pressure only partially reversed the fall in splanchnic capacitance, whereas ganglionic blockade with hexamethonium abolished it completely. Alpha-adrenergic receptor activation is therefore only partly responsible for reflex venoconstriction, which means that an alpha agonist does not simply reproduce what the reflex was doing, and an alpha blocker does not simply undo it.</w:t>
+      </w:r>
+    </w:p>
+    <w:p>
+      <w:pPr>
+        <w:pStyle w:val="Heading3"/>
+      </w:pPr>
+      <w:r>
+        <w:t>Fast and slow compartments, and why the distinction has consequences</w:t>
       </w:r>
     </w:p>
     <w:p>
@@ -901,7 +1007,15 @@
           <w:color w:val="9A6B00"/>
           <w:sz w:val="19"/>
         </w:rPr>
-        <w:t>[Physiologic Insight box: This is why norepinephrine cannot be classified as an arterial drug or a venous drug, and why its net effect resists prediction from any single measurement. It constricts splanchnic capacitance vessels and converts unstressed to stressed volume, which raises Pms. It constricts arterioles, which redistributes flow between compartments with different time constants and moves the resistance to venous return in a direction that depends on the regional distribution of receptors. It raises right atrial pressure by improving the arterial pressure the right ventricle perfuses at, and it has direct beta-1 inotropic activity. The full accounting of the resulting change in flow, including the human data on how much Pms moves and what happens when the dose is reduced, is in Module I8. What this module contributes is the anatomical reason those effects exist at all: the drug is acting on a reservoir with a recruitable compartment, and if that compartment is already fully recruited, as in a patient who has been on a high dose for a day, there is nothing left for the next increment to mobilise. (target: i8.html)]</w:t>
+        <w:t>[Physiologic Insight box: This is why norepinephrine cannot be classified as an arterial drug or a venous drug, and why its net effect resists prediction from any single measurement. It constricts splanchnic capacitance vessels and converts unstressed to stressed volume, which raises Pms. It constricts arterioles, which redistributes flow between compartments with different time constants and moves the resistance to venous return in a direction that depends on the regional distribution of receptors. It may also enhance the permissive function of the right heart through two complementary mechanisms: restoration of systemic arterial pressure can improve the pressure available for right ventricular coronary perfusion, while direct beta-1 activity can augment intrinsic contractility. More effective right ventricular emptying can then lower right atrial pressure and widen the gradient for venous return. The full accounting of the resulting change in flow, including the human data on how much Pms moves and what happens when the dose is reduced, is in Module I8. What this module contributes is the anatomical reason those effects exist at all: the drug is acting on a reservoir with a recruitable compartment, and if that compartment is already substantially recruited, as may occur after prolonged exposure to high-dose vasopressor therapy, little recruitable reserve may remain for the next increment to mobilise. (target: i8.html)]</w:t>
+      </w:r>
+    </w:p>
+    <w:p>
+      <w:pPr>
+        <w:pStyle w:val="Heading3"/>
+      </w:pPr>
+      <w:r>
+        <w:t>What the reservoir looks like when its reserve is gone</w:t>
       </w:r>
     </w:p>
     <w:p>
@@ -911,12 +1025,12 @@
     </w:p>
     <w:p>
       <w:r>
-        <w:t>In the first, the reservoir is full of unstressed volume that has not been recruited. This is the anaesthetised or deeply sedated patient, the patient with a high spinal block, the patient with autonomic failure. Total blood volume may be entirely normal, the stressed fraction is small, Pms is low, and the venous return curve sits far to the left. Fluid will work here, and so will a vasoconstrictor, and the vasoconstrictor works faster because it does not have to wait for a litre to be infused and does not leave interstitial water behind. The fact that a small dose of an alpha agonist can restore blood pressure and cardiac output in a patient who has lost no blood at all is not a trick of arterial tone. It is the reservoir being asked to give back what sedation took from it.</w:t>
+        <w:t>In the first, the reservoir is full of unstressed volume that has not been recruited. This is the anaesthetised or deeply sedated patient, the patient with a high spinal block, the patient with autonomic failure. Total blood volume may be entirely normal, the stressed fraction is small, Pms is low, and the venous return curve sits far to the left. If the patient is fluid responsive, fluid can increase flow here, and a vasoconstrictor may achieve a similar increase in stressed volume more rapidly by recruiting blood that is already intravascular, without requiring a litre to be infused or leaving additional interstitial water behind. The fact that a small dose of an alpha agonist can restore blood pressure and cardiac output in a patient who has lost no blood at all is not a trick of arterial tone. It is the reservoir being asked to give back what sedation took from it.</w:t>
       </w:r>
     </w:p>
     <w:p>
       <w:r>
-        <w:t>In the second, the reserve has already been spent. This is the patient in prolonged vasodilatory shock on a substantial norepinephrine dose. The splanchnic bed is maximally constricted, the unstressed compartment is as small as it will get, and the stressed volume is being maintained by continuous drug. Here the next dose increment buys much less than the last one did, and a fluid bolus is being added to a system whose capillary pressures are already high, which by the revised Starling principle means that a large fraction of it will filter and stay filtered. This is the physiologic content behind the clinical observation that late fluid in septic shock produces oedema and very little flow, and it does not require any appeal to a leaky capillary beyond what a raised capillary hydrostatic pressure would predict on its own.</w:t>
+        <w:t>In the second, the reserve has already been spent. This is the patient in prolonged vasodilatory shock on a substantial norepinephrine dose. The recruitable splanchnic reserve may already be substantially depleted, the unstressed compartment may be much smaller than it was earlier in shock, and stressed volume is being supported by continuous vasopressor therapy. Here the next dose increment buys much less than the last one did, and a fluid bolus is being added to a system whose capillary pressures are already high, which by the revised Starling principle means that a large fraction of it will filter and stay filtered. This is the physiologic content behind the clinical observation that late fluid in septic shock produces oedema and very little flow, and it does not require any appeal to a leaky capillary beyond what a raised capillary hydrostatic pressure would predict on its own.</w:t>
       </w:r>
     </w:p>
     <w:p>
@@ -934,7 +1048,7 @@
     </w:p>
     <w:p>
       <w:r>
-        <w:t>Those three facts are what make the venous return curve a curve about a real system rather than an accounting identity, and they are what allows it to be used the way Magder's bedside translation of the Guyton framework uses it, as a means of asking which of a small number of quantities actually changed. The intercept is stressed volume divided by compliance, and both terms have now been located. The slope is a compliance-weighted composite across the parallel beds just described. Only the plateau belongs entirely to the downstream half of the interface, and it is the first thing Module I8 takes up.</w:t>
+        <w:t>Those three facts are what make the venous return curve a curve about a real system rather than an accounting identity, and they are what allows it to be used the way Magder's bedside translation of the Guyton framework uses it, as a means of asking which of a small number of quantities actually changed. The intercept is stressed volume divided by compliance, and both terms have now been located. The slope reflects the effective resistance to venous return that emerges from the distribution of flow across parallel beds with different compliances and drainage time constants. Only the plateau belongs entirely to the downstream half of the interface, and it is the first thing Module I8 takes up.</w:t>
       </w:r>
     </w:p>
     <w:p>
@@ -1096,7 +1210,7 @@
           <w:color w:val="444444"/>
           <w:sz w:val="19"/>
         </w:rPr>
-        <w:t>15. Greenway CV, Lister GE. Capacitance effects and blood reservoir function in the splanchnic vascular bed during non-hypotensive haemorrhage and blood volume expansion in anaesthetized cats. J Physiol. 1974;237(2):279-294. doi:10.1113/jphysiol.1974.sp010482. Free full text.</w:t>
+        <w:t>15. Adda I, Lai C, Teboul JL, Guerin L, Gavelli F, Monnet X. Norepinephrine potentiates the efficacy of volume expansion on mean systemic pressure in septic shock. Crit Care. 2021;25(1):302. doi:10.1186/s13054-021-03711-5. Free full text.</w:t>
       </w:r>
     </w:p>
     <w:p>
@@ -1105,7 +1219,7 @@
           <w:color w:val="444444"/>
           <w:sz w:val="19"/>
         </w:rPr>
-        <w:t>16. Deschamps A, Magder S. Baroreflex control of regional capacitance and blood flow distribution with or without alpha-adrenergic blockade. Am J Physiol. 1992;263(6 Pt 2):H1755-H1763. doi:10.1152/ajpheart.1992.263.6.H1755.</w:t>
+        <w:t>16. Greenway CV, Lister GE. Capacitance effects and blood reservoir function in the splanchnic vascular bed during non-hypotensive haemorrhage and blood volume expansion in anaesthetized cats. J Physiol. 1974;237(2):279-294. doi:10.1113/jphysiol.1974.sp010482. Free full text.</w:t>
       </w:r>
     </w:p>
     <w:p>
@@ -1114,7 +1228,7 @@
           <w:color w:val="444444"/>
           <w:sz w:val="19"/>
         </w:rPr>
-        <w:t>17. Magder S. Volume and its relationship to cardiac output and venous return. Crit Care. 2016;20(1):271. doi:10.1186/s13054-016-1438-7. Free full text.</w:t>
+        <w:t>17. Deschamps A, Magder S. Baroreflex control of regional capacitance and blood flow distribution with or without alpha-adrenergic blockade. Am J Physiol. 1992;263(6 Pt 2):H1755-H1763. doi:10.1152/ajpheart.1992.263.6.H1755.</w:t>
       </w:r>
     </w:p>
     <w:p>
@@ -1123,7 +1237,16 @@
           <w:color w:val="444444"/>
           <w:sz w:val="19"/>
         </w:rPr>
-        <w:t>18. Magder S. Bench-to-bedside review: an approach to hemodynamic monitoring, Guyton at the bedside. Crit Care. 2012;16(5):236. doi:10.1186/cc11395. Free full text.</w:t>
+        <w:t>18. Magder S. Volume and its relationship to cardiac output and venous return. Crit Care. 2016;20(1):271. doi:10.1186/s13054-016-1438-7. Free full text.</w:t>
+      </w:r>
+    </w:p>
+    <w:p>
+      <w:r>
+        <w:rPr>
+          <w:color w:val="444444"/>
+          <w:sz w:val="19"/>
+        </w:rPr>
+        <w:t>19. Magder S. Bench-to-bedside review: an approach to hemodynamic monitoring, Guyton at the bedside. Crit Care. 2012;16(5):236. doi:10.1186/cc11395. Free full text.</w:t>
       </w:r>
     </w:p>
     <w:sectPr>

--- a/Module Edit Docs/I7 - Edit Doc.docx
+++ b/Module Edit Docs/I7 - Edit Doc.docx
@@ -28,7 +28,7 @@
           <w:color w:val="B00000"/>
           <w:sz w:val="21"/>
         </w:rPr>
-        <w:t>ISSUES FLAGGED FOR THIS MODULE (6)</w:t>
+        <w:t>ISSUES FLAGGED FOR THIS MODULE (7)</w:t>
       </w:r>
     </w:p>
     <w:p>
@@ -99,6 +99,16 @@
           <w:sz w:val="19"/>
         </w:rPr>
         <w:t>[NOTE: Fix-up pass on 2026-09-13 applied the two Gustavo insertions the first pass missed: the "two patients reaching the same Pms by different routes" paragraph (inserted after the stressed/unstressed recruitment paragraph, before the properties table) and the "withdrawal of the intervention" paragraph (inserted after the table, before the Adda et al. paragraph). The semicolon in the first insertion ("Give fluid and total intravascular volume rises; whatever...") was split into two sentences per the no-prose-semicolon rule; no other wording changes. No deletions remained to apply. lint_page.py i7.html reports 0 problems.]</w:t>
+      </w:r>
+    </w:p>
+    <w:p>
+      <w:r>
+        <w:rPr>
+          <w:i/>
+          <w:color w:val="5A5A5A"/>
+          <w:sz w:val="19"/>
+        </w:rPr>
+        <w:t>[NOTE: Figure-placement pass on 2026-09-13 checked the one pasted image in SCRATCH/pasted/I7.manifest.txt (i7-paste3.png, para 63, Gustavo). Skipped: img/i7-venous-compliance-capacitance.svg is already a faithful redraw of the paste (same two panels, same Vu/Vs/capacitance definitions, same vasopressor/ Pms closing statement), matching the prior NOTE above. Nothing placed. lint_page.py i7.html reports 0 problems.]</w:t>
       </w:r>
     </w:p>
     <w:p/>

--- a/Module Edit Docs/I7 - Edit Doc.docx
+++ b/Module Edit Docs/I7 - Edit Doc.docx
@@ -28,7 +28,7 @@
           <w:color w:val="B00000"/>
           <w:sz w:val="21"/>
         </w:rPr>
-        <w:t>ISSUES FLAGGED FOR THIS MODULE (7)</w:t>
+        <w:t>ISSUES FLAGGED FOR THIS MODULE (8)</w:t>
       </w:r>
     </w:p>
     <w:p>
@@ -109,6 +109,16 @@
           <w:sz w:val="19"/>
         </w:rPr>
         <w:t>[NOTE: Figure-placement pass on 2026-09-13 checked the one pasted image in SCRATCH/pasted/I7.manifest.txt (i7-paste3.png, para 63, Gustavo). Skipped: img/i7-venous-compliance-capacitance.svg is already a faithful redraw of the paste (same two panels, same Vu/Vs/capacitance definitions, same vasopressor/ Pms closing statement), matching the prior NOTE above. Nothing placed. lint_page.py i7.html reports 0 problems.]</w:t>
+      </w:r>
+    </w:p>
+    <w:p>
+      <w:r>
+        <w:rPr>
+          <w:i/>
+          <w:color w:val="5A5A5A"/>
+          <w:sz w:val="19"/>
+        </w:rPr>
+        <w:t>[NOTE: On Neal's instruction of 2026-09-13 the SVG redraw was removed and Gustavo's original compliance and capacitance figure is on the page as img/i7-venous-compliance-capacitance.jpg, credited to him.]</w:t>
       </w:r>
     </w:p>
     <w:p/>
@@ -523,7 +533,7 @@
       <w:r>
         <w:drawing>
           <wp:inline xmlns:a="http://schemas.openxmlformats.org/drawingml/2006/main" xmlns:pic="http://schemas.openxmlformats.org/drawingml/2006/picture">
-            <wp:extent cx="2834640" cy="2834640"/>
+            <wp:extent cx="2834640" cy="1702809"/>
             <wp:docPr id="3" name="Picture 3"/>
             <wp:cNvGraphicFramePr>
               <a:graphicFrameLocks noChangeAspect="1"/>
@@ -532,7 +542,7 @@
               <a:graphicData uri="http://schemas.openxmlformats.org/drawingml/2006/picture">
                 <pic:pic>
                   <pic:nvPicPr>
-                    <pic:cNvPr id="0" name="i7-venous-compliance-capacitance.svg.png"/>
+                    <pic:cNvPr id="0" name="i7-venous-compliance-capacitance.jpg"/>
                     <pic:cNvPicPr/>
                   </pic:nvPicPr>
                   <pic:blipFill>
@@ -544,7 +554,7 @@
                   <pic:spPr>
                     <a:xfrm>
                       <a:off x="0" y="0"/>
-                      <a:ext cx="2834640" cy="2834640"/>
+                      <a:ext cx="2834640" cy="1702809"/>
                     </a:xfrm>
                     <a:prstGeom prst="rect"/>
                   </pic:spPr>
@@ -561,7 +571,7 @@
           <w:color w:val="777777"/>
           <w:sz w:val="19"/>
         </w:rPr>
-        <w:t>Compliance and capacitance/capacity are different properties of the same venous pressure-volume relationship. Left, compliance is the slope, ΔV ÷ ΔP: a more compliant venous system accepts a larger change in volume for the same change in transmural pressure. Right, venoconstriction shifts the relationship without necessarily changing its slope, lowering the unstressed-volume intercept and recruiting blood from the unstressed into the stressed compartment. The same total venous volume is therefore held at a higher pressure, raising Pms without requiring either additional blood volume or a change in compliance. In Magder's terminology this is a decrease in venous capacitance. Gelman describes the corresponding change as a decrease in venous capacity.</w:t>
+        <w:t>Compliance and capacitance/capacity are different properties of the same venous pressure-volume relationship. Left, compliance is the slope, ΔV ÷ ΔP: a more compliant venous system accepts a larger change in volume for the same change in transmural pressure. Right, venoconstriction shifts the relationship without necessarily changing its slope, lowering the unstressed-volume intercept and recruiting blood from the unstressed into the stressed compartment. The same total venous volume is therefore held at a higher pressure, raising Pms without requiring either additional blood volume or a change in compliance. In Magder's terminology this is a decrease in venous capacitance. Gelman describes the corresponding change as a decrease in venous capacity. Drawn by Gustavo García Chávez for this module.</w:t>
       </w:r>
     </w:p>
     <w:p>
